--- a/wp-content/themes/PLAI/assets/perssona/Scénario Sophie Lambert.docx
+++ b/wp-content/themes/PLAI/assets/perssona/Scénario Sophie Lambert.docx
@@ -77,16 +77,7 @@
           <w:lang w:eastAsia="fr-FR"/>
           <w14:ligatures w14:val="none"/>
         </w:rPr>
-        <w:t>Je me sens un peu seule face aux adaptations demandées. J’ai déjà agrandi la police en Arial 14 et évité le recto-verso</w:t>
-      </w:r>
-      <w:r>
-        <w:rPr>
-          <w:rFonts w:ascii="Times New Roman" w:eastAsia="Times New Roman" w:hAnsi="Times New Roman" w:cs="Times New Roman"/>
-          <w:kern w:val="0"/>
-          <w:lang w:eastAsia="fr-FR"/>
-          <w14:ligatures w14:val="none"/>
-        </w:rPr>
-        <w:t>.</w:t>
+        <w:t>Je me sens un peu seule face aux adaptations demandées. J’ai déjà agrandi la police en Arial 14 et évité le recto-verso.</w:t>
       </w:r>
     </w:p>
     <w:p>
@@ -199,6 +190,15 @@
         </w:rPr>
         <w:t xml:space="preserve">Je me connecte sur le site du PLAI. </w:t>
       </w:r>
+      <w:r>
+        <w:rPr>
+          <w:rFonts w:ascii="Times New Roman" w:eastAsia="Times New Roman" w:hAnsi="Times New Roman" w:cs="Times New Roman"/>
+          <w:kern w:val="0"/>
+          <w:lang w:eastAsia="fr-FR"/>
+          <w14:ligatures w14:val="none"/>
+        </w:rPr>
+        <w:t>Comme je viens pour la première fois, je lis toutes les pages pour mieux comprendre ce site.</w:t>
+      </w:r>
     </w:p>
     <w:p>
       <w:pPr>
@@ -217,7 +217,25 @@
           <w:lang w:eastAsia="fr-FR"/>
           <w14:ligatures w14:val="none"/>
         </w:rPr>
-        <w:t>J’arrive sur la page d’accueil et je clique sur “</w:t>
+        <w:t xml:space="preserve">J’arrive </w:t>
+      </w:r>
+      <w:r>
+        <w:rPr>
+          <w:rFonts w:ascii="Times New Roman" w:eastAsia="Times New Roman" w:hAnsi="Times New Roman" w:cs="Times New Roman"/>
+          <w:kern w:val="0"/>
+          <w:lang w:eastAsia="fr-FR"/>
+          <w14:ligatures w14:val="none"/>
+        </w:rPr>
+        <w:t>à la page connexion pour les</w:t>
+      </w:r>
+      <w:r>
+        <w:rPr>
+          <w:rFonts w:ascii="Times New Roman" w:eastAsia="Times New Roman" w:hAnsi="Times New Roman" w:cs="Times New Roman"/>
+          <w:kern w:val="0"/>
+          <w:lang w:eastAsia="fr-FR"/>
+          <w14:ligatures w14:val="none"/>
+        </w:rPr>
+        <w:t xml:space="preserve"> </w:t>
       </w:r>
       <w:r>
         <w:rPr>
@@ -235,7 +253,7 @@
           <w:lang w:eastAsia="fr-FR"/>
           <w14:ligatures w14:val="none"/>
         </w:rPr>
-        <w:t>”.</w:t>
+        <w:t>.</w:t>
       </w:r>
     </w:p>
     <w:p>
@@ -255,7 +273,7 @@
           <w:lang w:eastAsia="fr-FR"/>
           <w14:ligatures w14:val="none"/>
         </w:rPr>
-        <w:t>Sur cette page « connexion », je vois que je dois d’abord créer un compte. Je clique sur le lien</w:t>
+        <w:t>Sur cette page, je vois que je dois d’abord créer un compte. Je clique sur le lien</w:t>
       </w:r>
     </w:p>
     <w:p>
@@ -365,7 +383,25 @@
           <w:lang w:eastAsia="fr-FR"/>
           <w14:ligatures w14:val="none"/>
         </w:rPr>
-        <w:t xml:space="preserve">Le numéro de phase de mon </w:t>
+        <w:t xml:space="preserve">Le numéro de </w:t>
+      </w:r>
+      <w:r>
+        <w:rPr>
+          <w:rFonts w:ascii="Times New Roman" w:eastAsia="Times New Roman" w:hAnsi="Times New Roman" w:cs="Times New Roman"/>
+          <w:kern w:val="0"/>
+          <w:lang w:eastAsia="fr-FR"/>
+          <w14:ligatures w14:val="none"/>
+        </w:rPr>
+        <w:t>f</w:t>
+      </w:r>
+      <w:r>
+        <w:rPr>
+          <w:rFonts w:ascii="Times New Roman" w:eastAsia="Times New Roman" w:hAnsi="Times New Roman" w:cs="Times New Roman"/>
+          <w:kern w:val="0"/>
+          <w:lang w:eastAsia="fr-FR"/>
+          <w14:ligatures w14:val="none"/>
+        </w:rPr>
+        <w:t xml:space="preserve">ase de mon </w:t>
       </w:r>
       <w:r>
         <w:rPr>
@@ -665,7 +701,25 @@
           <w:lang w:eastAsia="fr-FR"/>
           <w14:ligatures w14:val="none"/>
         </w:rPr>
-        <w:t>Je vais sur le site, je clique sur « enseignants ». Puis sur la page connexion, je rempli les champs et je me connecte sans problème. J’ai maintenant accès aux ressources.</w:t>
+        <w:t xml:space="preserve">Je vais sur le site, je clique sur « enseignants ». Puis sur la page connexion, je rempli les champs et je me connecte sans problème. </w:t>
+      </w:r>
+      <w:r>
+        <w:rPr>
+          <w:rFonts w:ascii="Times New Roman" w:eastAsia="Times New Roman" w:hAnsi="Times New Roman" w:cs="Times New Roman"/>
+          <w:kern w:val="0"/>
+          <w:lang w:eastAsia="fr-FR"/>
+          <w14:ligatures w14:val="none"/>
+        </w:rPr>
+        <w:t>J’arrive sur la page enseignant, que je lis puis je clique sur « ressources »</w:t>
+      </w:r>
+      <w:r>
+        <w:rPr>
+          <w:rFonts w:ascii="Times New Roman" w:eastAsia="Times New Roman" w:hAnsi="Times New Roman" w:cs="Times New Roman"/>
+          <w:kern w:val="0"/>
+          <w:lang w:eastAsia="fr-FR"/>
+          <w14:ligatures w14:val="none"/>
+        </w:rPr>
+        <w:t>.</w:t>
       </w:r>
     </w:p>
     <w:p>
@@ -703,6 +757,14 @@
         <w:outlineLvl w:val="2"/>
         <w:rPr>
           <w:rFonts w:ascii="Times New Roman" w:eastAsia="Times New Roman" w:hAnsi="Times New Roman" w:cs="Times New Roman"/>
+          <w:kern w:val="0"/>
+          <w:lang w:eastAsia="fr-FR"/>
+          <w14:ligatures w14:val="none"/>
+        </w:rPr>
+      </w:pPr>
+      <w:r>
+        <w:rPr>
+          <w:rFonts w:ascii="Times New Roman" w:eastAsia="Times New Roman" w:hAnsi="Times New Roman" w:cs="Times New Roman"/>
           <w:b/>
           <w:bCs/>
           <w:kern w:val="0"/>
@@ -711,18 +773,6 @@
           <w:lang w:eastAsia="fr-FR"/>
           <w14:ligatures w14:val="none"/>
         </w:rPr>
-      </w:pPr>
-      <w:r>
-        <w:rPr>
-          <w:rFonts w:ascii="Times New Roman" w:eastAsia="Times New Roman" w:hAnsi="Times New Roman" w:cs="Times New Roman"/>
-          <w:b/>
-          <w:bCs/>
-          <w:kern w:val="0"/>
-          <w:sz w:val="27"/>
-          <w:szCs w:val="27"/>
-          <w:lang w:eastAsia="fr-FR"/>
-          <w14:ligatures w14:val="none"/>
-        </w:rPr>
         <w:lastRenderedPageBreak/>
         <w:t>Consultation</w:t>
       </w:r>
@@ -734,15 +784,20 @@
           <w14:ligatures w14:val="none"/>
         </w:rPr>
         <w:br/>
-        <w:t>Je repère des aménagements concrets :</w:t>
+        <w:t xml:space="preserve">Je repère </w:t>
+      </w:r>
+      <w:r>
+        <w:rPr>
+          <w:rFonts w:ascii="Times New Roman" w:eastAsia="Times New Roman" w:hAnsi="Times New Roman" w:cs="Times New Roman"/>
+          <w:kern w:val="0"/>
+          <w:lang w:eastAsia="fr-FR"/>
+          <w14:ligatures w14:val="none"/>
+        </w:rPr>
+        <w:t>très vite des outils spécifiques au cours de mathématiques, que je viendrai consulter quand j’aurais le temps.</w:t>
       </w:r>
     </w:p>
     <w:p>
       <w:pPr>
-        <w:numPr>
-          <w:ilvl w:val="0"/>
-          <w:numId w:val="2"/>
-        </w:numPr>
         <w:spacing w:before="100" w:beforeAutospacing="1" w:after="100" w:afterAutospacing="1" w:line="240" w:lineRule="auto"/>
         <w:rPr>
           <w:rFonts w:ascii="Times New Roman" w:eastAsia="Times New Roman" w:hAnsi="Times New Roman" w:cs="Times New Roman"/>
@@ -758,99 +813,7 @@
           <w:lang w:eastAsia="fr-FR"/>
           <w14:ligatures w14:val="none"/>
         </w:rPr>
-        <w:t>Simplification de la mise en page</w:t>
-      </w:r>
-    </w:p>
-    <w:p>
-      <w:pPr>
-        <w:numPr>
-          <w:ilvl w:val="0"/>
-          <w:numId w:val="2"/>
-        </w:numPr>
-        <w:spacing w:before="100" w:beforeAutospacing="1" w:after="100" w:afterAutospacing="1" w:line="240" w:lineRule="auto"/>
-        <w:rPr>
-          <w:rFonts w:ascii="Times New Roman" w:eastAsia="Times New Roman" w:hAnsi="Times New Roman" w:cs="Times New Roman"/>
-          <w:kern w:val="0"/>
-          <w:lang w:eastAsia="fr-FR"/>
-          <w14:ligatures w14:val="none"/>
-        </w:rPr>
-      </w:pPr>
-      <w:r>
-        <w:rPr>
-          <w:rFonts w:ascii="Times New Roman" w:eastAsia="Times New Roman" w:hAnsi="Times New Roman" w:cs="Times New Roman"/>
-          <w:kern w:val="0"/>
-          <w:lang w:eastAsia="fr-FR"/>
-          <w14:ligatures w14:val="none"/>
-        </w:rPr>
-        <w:t>Aération des exercices</w:t>
-      </w:r>
-    </w:p>
-    <w:p>
-      <w:pPr>
-        <w:numPr>
-          <w:ilvl w:val="0"/>
-          <w:numId w:val="2"/>
-        </w:numPr>
-        <w:spacing w:before="100" w:beforeAutospacing="1" w:after="100" w:afterAutospacing="1" w:line="240" w:lineRule="auto"/>
-        <w:rPr>
-          <w:rFonts w:ascii="Times New Roman" w:eastAsia="Times New Roman" w:hAnsi="Times New Roman" w:cs="Times New Roman"/>
-          <w:kern w:val="0"/>
-          <w:lang w:eastAsia="fr-FR"/>
-          <w14:ligatures w14:val="none"/>
-        </w:rPr>
-      </w:pPr>
-      <w:r>
-        <w:rPr>
-          <w:rFonts w:ascii="Times New Roman" w:eastAsia="Times New Roman" w:hAnsi="Times New Roman" w:cs="Times New Roman"/>
-          <w:kern w:val="0"/>
-          <w:lang w:eastAsia="fr-FR"/>
-          <w14:ligatures w14:val="none"/>
-        </w:rPr>
-        <w:t>Reformulation des consignes</w:t>
-      </w:r>
-    </w:p>
-    <w:p>
-      <w:pPr>
-        <w:numPr>
-          <w:ilvl w:val="0"/>
-          <w:numId w:val="2"/>
-        </w:numPr>
-        <w:spacing w:before="100" w:beforeAutospacing="1" w:after="100" w:afterAutospacing="1" w:line="240" w:lineRule="auto"/>
-        <w:rPr>
-          <w:rFonts w:ascii="Times New Roman" w:eastAsia="Times New Roman" w:hAnsi="Times New Roman" w:cs="Times New Roman"/>
-          <w:kern w:val="0"/>
-          <w:lang w:eastAsia="fr-FR"/>
-          <w14:ligatures w14:val="none"/>
-        </w:rPr>
-      </w:pPr>
-      <w:r>
-        <w:rPr>
-          <w:rFonts w:ascii="Times New Roman" w:eastAsia="Times New Roman" w:hAnsi="Times New Roman" w:cs="Times New Roman"/>
-          <w:kern w:val="0"/>
-          <w:lang w:eastAsia="fr-FR"/>
-          <w14:ligatures w14:val="none"/>
-        </w:rPr>
-        <w:t>Autorisation d’outils spécifiques</w:t>
-      </w:r>
-    </w:p>
-    <w:p>
-      <w:pPr>
-        <w:spacing w:before="100" w:beforeAutospacing="1" w:after="100" w:afterAutospacing="1" w:line="240" w:lineRule="auto"/>
-        <w:rPr>
-          <w:rFonts w:ascii="Times New Roman" w:eastAsia="Times New Roman" w:hAnsi="Times New Roman" w:cs="Times New Roman"/>
-          <w:kern w:val="0"/>
-          <w:lang w:eastAsia="fr-FR"/>
-          <w14:ligatures w14:val="none"/>
-        </w:rPr>
-      </w:pPr>
-      <w:r>
-        <w:rPr>
-          <w:rFonts w:ascii="Times New Roman" w:eastAsia="Times New Roman" w:hAnsi="Times New Roman" w:cs="Times New Roman"/>
-          <w:kern w:val="0"/>
-          <w:lang w:eastAsia="fr-FR"/>
-          <w14:ligatures w14:val="none"/>
-        </w:rPr>
-        <w:t>Je télécharge le document modifiable.</w:t>
+        <w:t>Mais je trouve également des outils travaillant avec l’IA qui pourront m’aider dans la présentation de mes cours.</w:t>
       </w:r>
       <w:r>
         <w:rPr>
@@ -860,85 +823,6 @@
           <w14:ligatures w14:val="none"/>
         </w:rPr>
         <w:br/>
-        <w:t>Cela me fait gagner du temps : je peux adapter directement mon contrôle sans tout recréer.</w:t>
-      </w:r>
-    </w:p>
-    <w:p>
-      <w:pPr>
-        <w:spacing w:before="100" w:beforeAutospacing="1" w:after="100" w:afterAutospacing="1" w:line="240" w:lineRule="auto"/>
-        <w:outlineLvl w:val="2"/>
-        <w:rPr>
-          <w:rFonts w:ascii="Times New Roman" w:eastAsia="Times New Roman" w:hAnsi="Times New Roman" w:cs="Times New Roman"/>
-          <w:b/>
-          <w:bCs/>
-          <w:kern w:val="0"/>
-          <w:sz w:val="27"/>
-          <w:szCs w:val="27"/>
-          <w:lang w:eastAsia="fr-FR"/>
-          <w14:ligatures w14:val="none"/>
-        </w:rPr>
-      </w:pPr>
-      <w:r>
-        <w:rPr>
-          <w:rFonts w:ascii="Times New Roman" w:eastAsia="Times New Roman" w:hAnsi="Times New Roman" w:cs="Times New Roman"/>
-          <w:b/>
-          <w:bCs/>
-          <w:kern w:val="0"/>
-          <w:sz w:val="27"/>
-          <w:szCs w:val="27"/>
-          <w:lang w:eastAsia="fr-FR"/>
-          <w14:ligatures w14:val="none"/>
-        </w:rPr>
-        <w:t>Projection</w:t>
-      </w:r>
-    </w:p>
-    <w:p>
-      <w:pPr>
-        <w:spacing w:before="100" w:beforeAutospacing="1" w:after="100" w:afterAutospacing="1" w:line="240" w:lineRule="auto"/>
-        <w:rPr>
-          <w:rFonts w:ascii="Times New Roman" w:eastAsia="Times New Roman" w:hAnsi="Times New Roman" w:cs="Times New Roman"/>
-          <w:kern w:val="0"/>
-          <w:lang w:eastAsia="fr-FR"/>
-          <w14:ligatures w14:val="none"/>
-        </w:rPr>
-      </w:pPr>
-      <w:r>
-        <w:rPr>
-          <w:rFonts w:ascii="Times New Roman" w:eastAsia="Times New Roman" w:hAnsi="Times New Roman" w:cs="Times New Roman"/>
-          <w:kern w:val="0"/>
-          <w:lang w:eastAsia="fr-FR"/>
-          <w14:ligatures w14:val="none"/>
-        </w:rPr>
-        <w:t>Je remarque un onglet “Formations”.</w:t>
-      </w:r>
-      <w:r>
-        <w:rPr>
-          <w:rFonts w:ascii="Times New Roman" w:eastAsia="Times New Roman" w:hAnsi="Times New Roman" w:cs="Times New Roman"/>
-          <w:kern w:val="0"/>
-          <w:lang w:eastAsia="fr-FR"/>
-          <w14:ligatures w14:val="none"/>
-        </w:rPr>
-        <w:br/>
-        <w:t>Une formation sur les aménagements en secondaire est prévue.</w:t>
-      </w:r>
-      <w:r>
-        <w:rPr>
-          <w:rFonts w:ascii="Times New Roman" w:eastAsia="Times New Roman" w:hAnsi="Times New Roman" w:cs="Times New Roman"/>
-          <w:kern w:val="0"/>
-          <w:lang w:eastAsia="fr-FR"/>
-          <w14:ligatures w14:val="none"/>
-        </w:rPr>
-        <w:br/>
-        <w:t>Je note la date.</w:t>
-      </w:r>
-      <w:r>
-        <w:rPr>
-          <w:rFonts w:ascii="Times New Roman" w:eastAsia="Times New Roman" w:hAnsi="Times New Roman" w:cs="Times New Roman"/>
-          <w:kern w:val="0"/>
-          <w:lang w:eastAsia="fr-FR"/>
-          <w14:ligatures w14:val="none"/>
-        </w:rPr>
-        <w:t xml:space="preserve"> Je prendrais contact avec le référent de l’école pour m’y inscrire.</w:t>
       </w:r>
     </w:p>
     <w:p>
@@ -1028,7 +912,7 @@
           <w:lang w:eastAsia="fr-FR"/>
           <w14:ligatures w14:val="none"/>
         </w:rPr>
-        <w:t>Je gagne du temps dans la préparation.</w:t>
+        <w:t>Je trouve des outils pour la présentation</w:t>
       </w:r>
     </w:p>
     <w:p>
@@ -1052,31 +936,7 @@
           <w:lang w:eastAsia="fr-FR"/>
           <w14:ligatures w14:val="none"/>
         </w:rPr>
-        <w:t>Je me sens rassurée et légitime dans mes adaptations.</w:t>
-      </w:r>
-    </w:p>
-    <w:p>
-      <w:pPr>
-        <w:numPr>
-          <w:ilvl w:val="0"/>
-          <w:numId w:val="3"/>
-        </w:numPr>
-        <w:spacing w:before="100" w:beforeAutospacing="1" w:after="100" w:afterAutospacing="1" w:line="240" w:lineRule="auto"/>
-        <w:rPr>
-          <w:rFonts w:ascii="Times New Roman" w:eastAsia="Times New Roman" w:hAnsi="Times New Roman" w:cs="Times New Roman"/>
-          <w:kern w:val="0"/>
-          <w:lang w:eastAsia="fr-FR"/>
-          <w14:ligatures w14:val="none"/>
-        </w:rPr>
-      </w:pPr>
-      <w:r>
-        <w:rPr>
-          <w:rFonts w:ascii="Times New Roman" w:eastAsia="Times New Roman" w:hAnsi="Times New Roman" w:cs="Times New Roman"/>
-          <w:kern w:val="0"/>
-          <w:lang w:eastAsia="fr-FR"/>
-          <w14:ligatures w14:val="none"/>
-        </w:rPr>
-        <w:t>Je sais vers qui me tourner si j’ai besoin d’aide.</w:t>
+        <w:t>Je me sens rassurée.</w:t>
       </w:r>
     </w:p>
     <w:p>
